--- a/flow/20230914_vu_template/drafts/2024-02-u/24-СБ-Віднайдення голови.docx
+++ b/flow/20230914_vu_template/drafts/2024-02-u/24-СБ-Віднайдення голови.docx
@@ -3,25 +3,31 @@
 <w:document xmlns:mc="http://schemas.openxmlformats.org/markup-compatibility/2006" xmlns:o="urn:schemas-microsoft-com:office:office" xmlns:r="http://schemas.openxmlformats.org/officeDocument/2006/relationships" xmlns:m="http://schemas.openxmlformats.org/officeDocument/2006/math" xmlns:v="urn:schemas-microsoft-com:vml" xmlns:wp="http://schemas.openxmlformats.org/drawingml/2006/wordprocessingDrawing" xmlns:w10="urn:schemas-microsoft-com:office:word" xmlns:w="http://schemas.openxmlformats.org/wordprocessingml/2006/main" xmlns:wne="http://schemas.microsoft.com/office/word/2006/wordml" xmlns:sl="http://schemas.openxmlformats.org/schemaLibrary/2006/main" xmlns:a="http://schemas.openxmlformats.org/drawingml/2006/main" xmlns:pic="http://schemas.openxmlformats.org/drawingml/2006/picture" xmlns:c="http://schemas.openxmlformats.org/drawingml/2006/chart" xmlns:lc="http://schemas.openxmlformats.org/drawingml/2006/lockedCanvas" xmlns:dgm="http://schemas.openxmlformats.org/drawingml/2006/diagram" xmlns:wps="http://schemas.microsoft.com/office/word/2010/wordprocessingShape" xmlns:wpg="http://schemas.microsoft.com/office/word/2010/wordprocessingGroup" xmlns:w14="http://schemas.microsoft.com/office/word/2010/wordml" xmlns:w15="http://schemas.microsoft.com/office/word/2012/wordml">
   <w:body>
     <w:p>
-      <w:pPr>
-        <w:spacing w:after="120" w:lineRule="auto"/>
-        <w:rPr>
-          <w:rFonts w:ascii="Times New Roman" w:cs="Times New Roman" w:eastAsia="Times New Roman" w:hAnsi="Times New Roman"/>
-          <w:sz w:val="24"/>
-          <w:szCs w:val="24"/>
-        </w:rPr>
-      </w:pPr>
-      <w:r>
-        <w:rPr>
-          <w:rFonts w:ascii="Times New Roman" w:cs="Times New Roman" w:eastAsia="Times New Roman" w:hAnsi="Times New Roman"/>
-          <w:sz w:val="24"/>
-          <w:szCs w:val="24"/>
-          <w:rtl w:val="0"/>
-        </w:rPr>
-        <w:t xml:space="preserve">Березень 9 Четвер</w:t>
-        <w:br w:type="textWrapping"/>
-        <w:t xml:space="preserve">9 (24) + Перше і друге знайдення чесної голови св. славного прор., Предтечі і Хрестителя Господнього Йоана.</w:t>
-        <w:br w:type="textWrapping"/>
+      <w:r>
+        <w:rPr>
+          <w:rFonts w:ascii="Times New Roman" w:hAnsi="Times New Roman"/>
+          <w:sz w:val="24"/>
+        </w:rPr>
+        <w:t>Лютий 24 Субота</w:t>
+      </w:r>
+    </w:p>
+    <w:p>
+      <w:r>
+        <w:rPr>
+          <w:rFonts w:ascii="Times New Roman" w:hAnsi="Times New Roman"/>
+          <w:sz w:val="24"/>
+        </w:rPr>
+        <w:t>Субота 38 по П'ятидесятниці</w:t>
+      </w:r>
+    </w:p>
+    <w:p>
+      <w:r>
+        <w:rPr>
+          <w:rFonts w:ascii="Times New Roman" w:hAnsi="Times New Roman"/>
+          <w:color w:val="FF4400"/>
+          <w:sz w:val="24"/>
+        </w:rPr>
+        <w:t>🕂 Перше і друге знайдення чесної голови святого славного пророка, предтечі і хрестителя Господнього Івана</w:t>
       </w:r>
     </w:p>
     <w:p>
@@ -7059,879 +7065,553 @@
     </w:p>
     <w:p>
       <w:pPr>
-        <w:pStyle w:val="Heading3"/>
-        <w:spacing w:after="120" w:before="0" w:lineRule="auto"/>
-        <w:jc w:val="center"/>
-        <w:rPr>
-          <w:rFonts w:ascii="Times New Roman" w:cs="Times New Roman" w:eastAsia="Times New Roman" w:hAnsi="Times New Roman"/>
-          <w:i w:val="1"/>
-          <w:color w:val="ff0000"/>
-        </w:rPr>
-      </w:pPr>
-      <w:r>
-        <w:rPr>
-          <w:rFonts w:ascii="Times New Roman" w:cs="Times New Roman" w:eastAsia="Times New Roman" w:hAnsi="Times New Roman"/>
-          <w:b w:val="1"/>
-          <w:i w:val="1"/>
-          <w:color w:val="ff0000"/>
-          <w:rtl w:val="0"/>
-        </w:rPr>
-        <w:t xml:space="preserve">Прокімен</w:t>
-      </w:r>
-      <w:r>
-        <w:rPr>
-          <w:rFonts w:ascii="Times New Roman" w:cs="Times New Roman" w:eastAsia="Times New Roman" w:hAnsi="Times New Roman"/>
-          <w:i w:val="1"/>
-          <w:color w:val="ff0000"/>
-          <w:rtl w:val="0"/>
-        </w:rPr>
-        <w:t xml:space="preserve">:</w:t>
-      </w:r>
-    </w:p>
-    <w:p>
-      <w:pPr>
-        <w:spacing w:after="120" w:lineRule="auto"/>
-        <w:jc w:val="both"/>
-        <w:rPr>
-          <w:rFonts w:ascii="Times New Roman" w:cs="Times New Roman" w:eastAsia="Times New Roman" w:hAnsi="Times New Roman"/>
-          <w:color w:val="000000"/>
-          <w:sz w:val="24"/>
-          <w:szCs w:val="24"/>
-        </w:rPr>
-      </w:pPr>
-      <w:r>
-        <w:rPr>
-          <w:rFonts w:ascii="Times New Roman" w:cs="Times New Roman" w:eastAsia="Times New Roman" w:hAnsi="Times New Roman"/>
-          <w:i w:val="1"/>
-          <w:color w:val="ff0000"/>
-          <w:sz w:val="24"/>
-          <w:szCs w:val="24"/>
-          <w:rtl w:val="0"/>
-        </w:rPr>
-        <w:t xml:space="preserve">Прокімен (г. 6):</w:t>
-      </w:r>
-      <w:r>
-        <w:rPr>
-          <w:rFonts w:ascii="Times New Roman" w:cs="Times New Roman" w:eastAsia="Times New Roman" w:hAnsi="Times New Roman"/>
-          <w:color w:val="000000"/>
-          <w:sz w:val="24"/>
-          <w:szCs w:val="24"/>
-          <w:rtl w:val="0"/>
-        </w:rPr>
-        <w:t xml:space="preserve"> Веселіться у Господі і радуйтеся, праведні </w:t>
-      </w:r>
-      <w:r>
-        <w:rPr>
-          <w:rFonts w:ascii="Times New Roman" w:cs="Times New Roman" w:eastAsia="Times New Roman" w:hAnsi="Times New Roman"/>
-          <w:i w:val="1"/>
-          <w:color w:val="ff0000"/>
-          <w:sz w:val="24"/>
-          <w:szCs w:val="24"/>
-          <w:rtl w:val="0"/>
-        </w:rPr>
-        <w:t xml:space="preserve">(Пс. 31, 11).</w:t>
-      </w:r>
-      <w:r>
-        <w:rPr>
-          <w:rtl w:val="0"/>
-        </w:rPr>
-      </w:r>
-    </w:p>
-    <w:p>
-      <w:pPr>
-        <w:spacing w:after="120" w:lineRule="auto"/>
-        <w:jc w:val="both"/>
-        <w:rPr>
-          <w:rFonts w:ascii="Times New Roman" w:cs="Times New Roman" w:eastAsia="Times New Roman" w:hAnsi="Times New Roman"/>
-          <w:color w:val="000000"/>
-          <w:sz w:val="24"/>
-          <w:szCs w:val="24"/>
-        </w:rPr>
-      </w:pPr>
-      <w:r>
-        <w:rPr>
-          <w:rFonts w:ascii="Times New Roman" w:cs="Times New Roman" w:eastAsia="Times New Roman" w:hAnsi="Times New Roman"/>
-          <w:i w:val="1"/>
-          <w:color w:val="ff0000"/>
-          <w:sz w:val="24"/>
-          <w:szCs w:val="24"/>
-          <w:rtl w:val="0"/>
-        </w:rPr>
-        <w:t xml:space="preserve">Стих:</w:t>
-      </w:r>
-      <w:r>
-        <w:rPr>
-          <w:rFonts w:ascii="Times New Roman" w:cs="Times New Roman" w:eastAsia="Times New Roman" w:hAnsi="Times New Roman"/>
-          <w:color w:val="ff0000"/>
-          <w:sz w:val="24"/>
-          <w:szCs w:val="24"/>
-          <w:rtl w:val="0"/>
-        </w:rPr>
-        <w:t xml:space="preserve"> </w:t>
-      </w:r>
-      <w:r>
-        <w:rPr>
-          <w:rFonts w:ascii="Times New Roman" w:cs="Times New Roman" w:eastAsia="Times New Roman" w:hAnsi="Times New Roman"/>
-          <w:color w:val="000000"/>
-          <w:sz w:val="24"/>
-          <w:szCs w:val="24"/>
+        <w:pStyle w:val="3"/>
+      </w:pPr>
+      <w:r>
+        <w:rPr>
+          <w:rFonts w:ascii="Times New Roman" w:hAnsi="Times New Roman"/>
+          <w:b/>
+          <w:i/>
+          <w:color w:val="FF0000"/>
+          <w:sz w:val="24"/>
+        </w:rPr>
+        <w:t>Прокімен</w:t>
+      </w:r>
+    </w:p>
+    <w:p>
+      <w:pPr>
+        <w:pStyle w:val="a"/>
+      </w:pPr>
+      <w:r>
+        <w:rPr>
+          <w:rFonts w:ascii="Times New Roman" w:hAnsi="Times New Roman"/>
+          <w:i/>
+          <w:color w:val="FF0000"/>
+          <w:sz w:val="24"/>
+        </w:rPr>
+        <w:t>Псалом</w:t>
+      </w:r>
+      <w:r>
+        <w:rPr>
+          <w:rFonts w:ascii="Times New Roman" w:hAnsi="Times New Roman"/>
+          <w:i/>
+          <w:color w:val="FF0000"/>
+          <w:sz w:val="24"/>
+        </w:rPr>
+        <w:t xml:space="preserve"> </w:t>
+      </w:r>
+      <w:r>
+        <w:rPr>
+          <w:rFonts w:ascii="Times New Roman" w:hAnsi="Times New Roman"/>
+          <w:i/>
+          <w:color w:val="FF0000"/>
+          <w:sz w:val="24"/>
+        </w:rPr>
+        <w:t>58</w:t>
+      </w:r>
+      <w:r>
+        <w:rPr>
+          <w:rFonts w:ascii="Times New Roman" w:hAnsi="Times New Roman"/>
+          <w:i/>
+          <w:color w:val="FF0000"/>
+          <w:sz w:val="24"/>
+        </w:rPr>
+        <w:t xml:space="preserve"> </w:t>
+      </w:r>
+      <w:r>
+        <w:rPr>
+          <w:rFonts w:ascii="Times New Roman" w:hAnsi="Times New Roman"/>
+          <w:i/>
+          <w:color w:val="FF0000"/>
+          <w:sz w:val="24"/>
+        </w:rPr>
+        <w:t>(г.</w:t>
+      </w:r>
+      <w:r>
+        <w:rPr>
+          <w:rFonts w:ascii="Times New Roman" w:hAnsi="Times New Roman"/>
+          <w:i/>
+          <w:color w:val="FF0000"/>
+          <w:sz w:val="24"/>
+        </w:rPr>
+        <w:t xml:space="preserve"> </w:t>
+      </w:r>
+      <w:r>
+        <w:rPr>
+          <w:rFonts w:ascii="Times New Roman" w:hAnsi="Times New Roman"/>
+          <w:i/>
+          <w:color w:val="FF0000"/>
+          <w:sz w:val="24"/>
+        </w:rPr>
+        <w:t>7):</w:t>
+      </w:r>
+    </w:p>
+    <w:p>
+      <w:pPr>
+        <w:pStyle w:val="a"/>
+      </w:pPr>
+      <w:r>
+        <w:rPr>
+          <w:rFonts w:ascii="Times New Roman" w:hAnsi="Times New Roman"/>
+          <w:b/>
+          <w:color w:val="000000"/>
+          <w:sz w:val="24"/>
+        </w:rPr>
+        <w:t>Боже,</w:t>
+      </w:r>
+      <w:r>
+        <w:rPr>
+          <w:rFonts w:ascii="Times New Roman" w:hAnsi="Times New Roman"/>
+          <w:b/>
+          <w:color w:val="000000"/>
+          <w:sz w:val="24"/>
+        </w:rPr>
+        <w:t xml:space="preserve"> </w:t>
+      </w:r>
+      <w:r>
+        <w:rPr>
+          <w:rFonts w:ascii="Times New Roman" w:hAnsi="Times New Roman"/>
+          <w:b/>
+          <w:color w:val="000000"/>
+          <w:sz w:val="24"/>
+        </w:rPr>
+        <w:t>ти</w:t>
+      </w:r>
+      <w:r>
+        <w:rPr>
+          <w:rFonts w:ascii="Times New Roman" w:hAnsi="Times New Roman"/>
+          <w:b/>
+          <w:color w:val="000000"/>
+          <w:sz w:val="24"/>
+        </w:rPr>
+        <w:t xml:space="preserve"> </w:t>
+      </w:r>
+      <w:r>
+        <w:rPr>
+          <w:rFonts w:ascii="Times New Roman" w:hAnsi="Times New Roman"/>
+          <w:b/>
+          <w:color w:val="000000"/>
+          <w:sz w:val="24"/>
+        </w:rPr>
+        <w:t>мій</w:t>
+      </w:r>
+      <w:r>
+        <w:rPr>
+          <w:rFonts w:ascii="Times New Roman" w:hAnsi="Times New Roman"/>
+          <w:b/>
+          <w:color w:val="000000"/>
+          <w:sz w:val="24"/>
+        </w:rPr>
+        <w:t xml:space="preserve"> </w:t>
+      </w:r>
+      <w:r>
+        <w:rPr>
+          <w:rFonts w:ascii="Times New Roman" w:hAnsi="Times New Roman"/>
+          <w:b/>
+          <w:color w:val="000000"/>
+          <w:sz w:val="24"/>
+        </w:rPr>
+        <w:t>заступник,*</w:t>
+      </w:r>
+      <w:r>
+        <w:rPr>
+          <w:rFonts w:ascii="Times New Roman" w:hAnsi="Times New Roman"/>
+          <w:b/>
+          <w:color w:val="000000"/>
+          <w:sz w:val="24"/>
+        </w:rPr>
+        <w:t xml:space="preserve"> </w:t>
+      </w:r>
+      <w:r>
+        <w:rPr>
+          <w:rFonts w:ascii="Times New Roman" w:hAnsi="Times New Roman"/>
+          <w:b/>
+          <w:color w:val="000000"/>
+          <w:sz w:val="24"/>
+        </w:rPr>
+        <w:t>і</w:t>
+      </w:r>
+      <w:r>
+        <w:rPr>
+          <w:rFonts w:ascii="Times New Roman" w:hAnsi="Times New Roman"/>
+          <w:b/>
+          <w:color w:val="000000"/>
+          <w:sz w:val="24"/>
+        </w:rPr>
+        <w:t xml:space="preserve"> </w:t>
+      </w:r>
+      <w:r>
+        <w:rPr>
+          <w:rFonts w:ascii="Times New Roman" w:hAnsi="Times New Roman"/>
+          <w:b/>
+          <w:color w:val="000000"/>
+          <w:sz w:val="24"/>
+        </w:rPr>
+        <w:t>милість</w:t>
+      </w:r>
+      <w:r>
+        <w:rPr>
+          <w:rFonts w:ascii="Times New Roman" w:hAnsi="Times New Roman"/>
+          <w:b/>
+          <w:color w:val="000000"/>
+          <w:sz w:val="24"/>
+        </w:rPr>
+        <w:t xml:space="preserve"> </w:t>
+      </w:r>
+      <w:r>
+        <w:rPr>
+          <w:rFonts w:ascii="Times New Roman" w:hAnsi="Times New Roman"/>
+          <w:b/>
+          <w:color w:val="000000"/>
+          <w:sz w:val="24"/>
+        </w:rPr>
+        <w:t>твоя</w:t>
+      </w:r>
+      <w:r>
+        <w:rPr>
+          <w:rFonts w:ascii="Times New Roman" w:hAnsi="Times New Roman"/>
+          <w:b/>
+          <w:color w:val="000000"/>
+          <w:sz w:val="24"/>
+        </w:rPr>
+        <w:t xml:space="preserve"> </w:t>
+      </w:r>
+      <w:r>
+        <w:rPr>
+          <w:rFonts w:ascii="Times New Roman" w:hAnsi="Times New Roman"/>
+          <w:b/>
+          <w:color w:val="000000"/>
+          <w:sz w:val="24"/>
+        </w:rPr>
+        <w:t>вийде</w:t>
+      </w:r>
+      <w:r>
+        <w:rPr>
+          <w:rFonts w:ascii="Times New Roman" w:hAnsi="Times New Roman"/>
+          <w:b/>
+          <w:color w:val="000000"/>
+          <w:sz w:val="24"/>
+        </w:rPr>
+        <w:t xml:space="preserve"> </w:t>
+      </w:r>
+      <w:r>
+        <w:rPr>
+          <w:rFonts w:ascii="Times New Roman" w:hAnsi="Times New Roman"/>
+          <w:b/>
+          <w:color w:val="000000"/>
+          <w:sz w:val="24"/>
+        </w:rPr>
+        <w:t>мені</w:t>
+      </w:r>
+      <w:r>
+        <w:rPr>
+          <w:rFonts w:ascii="Times New Roman" w:hAnsi="Times New Roman"/>
+          <w:b/>
+          <w:color w:val="000000"/>
+          <w:sz w:val="24"/>
+        </w:rPr>
+        <w:t xml:space="preserve"> </w:t>
+      </w:r>
+      <w:r>
+        <w:rPr>
+          <w:rFonts w:ascii="Times New Roman" w:hAnsi="Times New Roman"/>
+          <w:b/>
+          <w:color w:val="000000"/>
+          <w:sz w:val="24"/>
+        </w:rPr>
+        <w:t>назустріч.</w:t>
+      </w:r>
+    </w:p>
+    <w:p>
+      <w:pPr>
+        <w:pStyle w:val="a"/>
+      </w:pPr>
+      <w:r>
+        <w:rPr>
+          <w:rFonts w:ascii="Times New Roman" w:hAnsi="Times New Roman"/>
+          <w:i/>
+          <w:color w:val="FF0000"/>
+          <w:sz w:val="24"/>
+        </w:rPr>
+        <w:t>Стих:</w:t>
+      </w:r>
+      <w:r>
+        <w:rPr>
+          <w:rFonts w:ascii="Times New Roman" w:hAnsi="Times New Roman"/>
+          <w:i/>
+          <w:color w:val="000000"/>
+          <w:sz w:val="24"/>
+        </w:rPr>
+        <w:t xml:space="preserve"> </w:t>
+      </w:r>
+      <w:r>
+        <w:rPr>
+          <w:rFonts w:ascii="Times New Roman" w:hAnsi="Times New Roman"/>
+          <w:color w:val="000000"/>
+          <w:sz w:val="24"/>
           <w:u w:val="single"/>
-          <w:rtl w:val="0"/>
-        </w:rPr>
-        <w:t xml:space="preserve">Блаженні, яким прощено беззаконня </w:t>
-      </w:r>
-      <w:r>
-        <w:rPr>
-          <w:rFonts w:ascii="Times New Roman" w:cs="Times New Roman" w:eastAsia="Times New Roman" w:hAnsi="Times New Roman"/>
-          <w:i w:val="1"/>
-          <w:color w:val="ff0000"/>
-          <w:sz w:val="24"/>
-          <w:szCs w:val="24"/>
-          <w:rtl w:val="0"/>
-        </w:rPr>
-        <w:t xml:space="preserve">(Пс. 31, 1).</w:t>
-      </w:r>
-      <w:r>
-        <w:rPr>
-          <w:rtl w:val="0"/>
-        </w:rPr>
-      </w:r>
-    </w:p>
-    <w:p>
-      <w:pPr>
-        <w:spacing w:after="120" w:lineRule="auto"/>
-        <w:jc w:val="both"/>
-        <w:rPr>
-          <w:rFonts w:ascii="Times New Roman" w:cs="Times New Roman" w:eastAsia="Times New Roman" w:hAnsi="Times New Roman"/>
-          <w:color w:val="ff0000"/>
-          <w:sz w:val="24"/>
-          <w:szCs w:val="24"/>
-        </w:rPr>
-      </w:pPr>
-      <w:r>
-        <w:rPr>
-          <w:rFonts w:ascii="Times New Roman" w:cs="Times New Roman" w:eastAsia="Times New Roman" w:hAnsi="Times New Roman"/>
-          <w:color w:val="ff0000"/>
-          <w:sz w:val="24"/>
-          <w:szCs w:val="24"/>
-          <w:rtl w:val="0"/>
-        </w:rPr>
-        <w:t xml:space="preserve">З </w:t>
-      </w:r>
-      <w:r>
-        <w:rPr>
-          <w:rFonts w:ascii="Times New Roman" w:cs="Times New Roman" w:eastAsia="Times New Roman" w:hAnsi="Times New Roman"/>
-          <w:i w:val="1"/>
-          <w:color w:val="ff0000"/>
-          <w:sz w:val="24"/>
-          <w:szCs w:val="24"/>
-          <w:rtl w:val="0"/>
-        </w:rPr>
-        <w:t xml:space="preserve">книги Буття читання:</w:t>
-      </w:r>
-      <w:r>
-        <w:rPr>
-          <w:rFonts w:ascii="Times New Roman" w:cs="Times New Roman" w:eastAsia="Times New Roman" w:hAnsi="Times New Roman"/>
-          <w:color w:val="ff0000"/>
-          <w:sz w:val="24"/>
-          <w:szCs w:val="24"/>
-          <w:rtl w:val="0"/>
-        </w:rPr>
-        <w:t xml:space="preserve"> </w:t>
-      </w:r>
-    </w:p>
-    <w:p>
-      <w:pPr>
-        <w:spacing w:after="120" w:lineRule="auto"/>
-        <w:jc w:val="both"/>
-        <w:rPr>
-          <w:rFonts w:ascii="Times New Roman" w:cs="Times New Roman" w:eastAsia="Times New Roman" w:hAnsi="Times New Roman"/>
-          <w:color w:val="000000"/>
-          <w:sz w:val="24"/>
-          <w:szCs w:val="24"/>
-        </w:rPr>
-      </w:pPr>
-      <w:r>
-        <w:rPr>
-          <w:rFonts w:ascii="Times New Roman" w:cs="Times New Roman" w:eastAsia="Times New Roman" w:hAnsi="Times New Roman"/>
-          <w:color w:val="2a2b29"/>
-          <w:sz w:val="24"/>
-          <w:szCs w:val="24"/>
-          <w:highlight w:val="white"/>
-          <w:rtl w:val="0"/>
-        </w:rPr>
-        <w:t xml:space="preserve">І відійшов Каїн від лиця Господа й оселився в краю Нод, на схід від Едему. Каїн спізнав свою жінку, і вона зачала й вродила Еноха; він збудував також місто й назвав це місто іменем свого сина - Енох. В Еноха ж народився Ірад; Ірад породив Мегуяела; Мегуяел породив Матусаїла; Матусаїл породив Ламеха. Ламех узяв собі дві жінки: одній було на ім'я Ада, а ім'я другій Цілла. Ада породила Явала. Він був батько тих, що живуть у шатрах і випасають худобу. Ім'я брата його Ювал. Цей був батьком усіх гуслярів та дударів. Цілла ж і собі породила Тувал-Каїна, що кував з міді й заліза всяке знаряддя. Сестра Тувал-Каїна була Наама. Ламех сказав своїм жінкам: Адо й Цілло, слухайте мій голос. Жінки Ламехові, зважайте на моє слово; бо я забив чоловіка за мою рану, а дитя (у відплату) за синяк. Як за Каїна була всемеро помста, то за Ламеха в сімдесят сім разів. Тоді Адам знову спізнав свою жінку, й вона вродила сина й назвала його Сет, бо, мовляв, Бог дав мені другого нащадка замість Авеля, що його вбив Каїн. У Сета теж народився син, і він дав йому ім'я Енос. І тоді почали закликати ім'я Господнє.</w:t>
-      </w:r>
-      <w:r>
-        <w:rPr>
-          <w:rFonts w:ascii="Times New Roman" w:cs="Times New Roman" w:eastAsia="Times New Roman" w:hAnsi="Times New Roman"/>
-          <w:color w:val="ff0000"/>
-          <w:sz w:val="24"/>
-          <w:szCs w:val="24"/>
-          <w:rtl w:val="0"/>
+        </w:rPr>
+        <w:t>Вирятуй</w:t>
+      </w:r>
+      <w:r>
+        <w:rPr>
+          <w:rFonts w:ascii="Times New Roman" w:hAnsi="Times New Roman"/>
+          <w:color w:val="000000"/>
+          <w:sz w:val="24"/>
+          <w:u w:val="single"/>
         </w:rPr>
         <w:t xml:space="preserve"> </w:t>
       </w:r>
       <w:r>
         <w:rPr>
-          <w:rFonts w:ascii="Times New Roman" w:cs="Times New Roman" w:eastAsia="Times New Roman" w:hAnsi="Times New Roman"/>
-          <w:i w:val="1"/>
-          <w:color w:val="ff0000"/>
-          <w:sz w:val="24"/>
-          <w:szCs w:val="24"/>
-          <w:rtl w:val="0"/>
-        </w:rPr>
-        <w:t xml:space="preserve">(Бут. 4, 16-26)</w:t>
-      </w:r>
-      <w:r>
-        <w:rPr>
-          <w:rFonts w:ascii="Times New Roman" w:cs="Times New Roman" w:eastAsia="Times New Roman" w:hAnsi="Times New Roman"/>
-          <w:color w:val="ff0000"/>
-          <w:sz w:val="24"/>
-          <w:szCs w:val="24"/>
-          <w:rtl w:val="0"/>
-        </w:rPr>
-        <w:t xml:space="preserve">.</w:t>
-      </w:r>
-      <w:r>
-        <w:rPr>
-          <w:rtl w:val="0"/>
-        </w:rPr>
-      </w:r>
-    </w:p>
-    <w:p>
-      <w:pPr>
-        <w:spacing w:after="120" w:lineRule="auto"/>
-        <w:jc w:val="both"/>
-        <w:rPr>
-          <w:rFonts w:ascii="Times New Roman" w:cs="Times New Roman" w:eastAsia="Times New Roman" w:hAnsi="Times New Roman"/>
-          <w:color w:val="000000"/>
-          <w:sz w:val="24"/>
-          <w:szCs w:val="24"/>
-        </w:rPr>
-      </w:pPr>
-      <w:r>
-        <w:rPr>
-          <w:rFonts w:ascii="Times New Roman" w:cs="Times New Roman" w:eastAsia="Times New Roman" w:hAnsi="Times New Roman"/>
-          <w:i w:val="1"/>
-          <w:color w:val="ff0000"/>
-          <w:sz w:val="24"/>
-          <w:szCs w:val="24"/>
-          <w:rtl w:val="0"/>
-        </w:rPr>
-        <w:t xml:space="preserve">Прокімен (г. 1):</w:t>
-      </w:r>
-      <w:r>
-        <w:rPr>
-          <w:rFonts w:ascii="Times New Roman" w:cs="Times New Roman" w:eastAsia="Times New Roman" w:hAnsi="Times New Roman"/>
-          <w:color w:val="000000"/>
-          <w:sz w:val="24"/>
-          <w:szCs w:val="24"/>
-          <w:rtl w:val="0"/>
-        </w:rPr>
-        <w:t xml:space="preserve"> Будь, Господи,* милість, твоя на нас,* бо уповали ми на тебе </w:t>
-      </w:r>
-      <w:r>
-        <w:rPr>
-          <w:rFonts w:ascii="Times New Roman" w:cs="Times New Roman" w:eastAsia="Times New Roman" w:hAnsi="Times New Roman"/>
-          <w:i w:val="1"/>
-          <w:color w:val="ff0000"/>
-          <w:sz w:val="24"/>
-          <w:szCs w:val="24"/>
-          <w:rtl w:val="0"/>
-        </w:rPr>
-        <w:t xml:space="preserve">(Пс. 32, 22).</w:t>
-      </w:r>
-      <w:r>
-        <w:rPr>
-          <w:rtl w:val="0"/>
-        </w:rPr>
-      </w:r>
-    </w:p>
-    <w:p>
-      <w:pPr>
-        <w:spacing w:after="120" w:lineRule="auto"/>
-        <w:jc w:val="both"/>
-        <w:rPr>
-          <w:rFonts w:ascii="Times New Roman" w:cs="Times New Roman" w:eastAsia="Times New Roman" w:hAnsi="Times New Roman"/>
-          <w:color w:val="000000"/>
-          <w:sz w:val="24"/>
-          <w:szCs w:val="24"/>
-        </w:rPr>
-      </w:pPr>
-      <w:r>
-        <w:rPr>
-          <w:rFonts w:ascii="Times New Roman" w:cs="Times New Roman" w:eastAsia="Times New Roman" w:hAnsi="Times New Roman"/>
-          <w:i w:val="1"/>
-          <w:color w:val="ff0000"/>
-          <w:sz w:val="24"/>
-          <w:szCs w:val="24"/>
-          <w:rtl w:val="0"/>
-        </w:rPr>
-        <w:t xml:space="preserve">Стих:</w:t>
-      </w:r>
-      <w:r>
-        <w:rPr>
-          <w:rFonts w:ascii="Times New Roman" w:cs="Times New Roman" w:eastAsia="Times New Roman" w:hAnsi="Times New Roman"/>
-          <w:color w:val="000000"/>
-          <w:sz w:val="24"/>
-          <w:szCs w:val="24"/>
-          <w:rtl w:val="0"/>
-        </w:rPr>
-        <w:t xml:space="preserve"> </w:t>
-      </w:r>
-      <w:r>
-        <w:rPr>
-          <w:rFonts w:ascii="Times New Roman" w:cs="Times New Roman" w:eastAsia="Times New Roman" w:hAnsi="Times New Roman"/>
-          <w:color w:val="000000"/>
-          <w:sz w:val="24"/>
-          <w:szCs w:val="24"/>
+          <w:rFonts w:ascii="Times New Roman" w:hAnsi="Times New Roman"/>
+          <w:color w:val="000000"/>
+          <w:sz w:val="24"/>
           <w:u w:val="single"/>
-          <w:rtl w:val="0"/>
-        </w:rPr>
-        <w:t xml:space="preserve">Радуйтеся, праведні, у Господі </w:t>
-      </w:r>
-      <w:r>
-        <w:rPr>
-          <w:rFonts w:ascii="Times New Roman" w:cs="Times New Roman" w:eastAsia="Times New Roman" w:hAnsi="Times New Roman"/>
-          <w:i w:val="1"/>
-          <w:color w:val="ff0000"/>
-          <w:sz w:val="24"/>
-          <w:szCs w:val="24"/>
-          <w:rtl w:val="0"/>
-        </w:rPr>
-        <w:t xml:space="preserve">(Пс. 32, 1).</w:t>
-      </w:r>
-      <w:r>
-        <w:rPr>
-          <w:rtl w:val="0"/>
-        </w:rPr>
-      </w:r>
-    </w:p>
-    <w:p>
-      <w:pPr>
-        <w:spacing w:after="120" w:lineRule="auto"/>
-        <w:jc w:val="both"/>
-        <w:rPr>
-          <w:rFonts w:ascii="Times New Roman" w:cs="Times New Roman" w:eastAsia="Times New Roman" w:hAnsi="Times New Roman"/>
-          <w:color w:val="000000"/>
-          <w:sz w:val="24"/>
-          <w:szCs w:val="24"/>
-        </w:rPr>
-      </w:pPr>
-      <w:r>
-        <w:rPr>
-          <w:rFonts w:ascii="Times New Roman" w:cs="Times New Roman" w:eastAsia="Times New Roman" w:hAnsi="Times New Roman"/>
-          <w:i w:val="1"/>
-          <w:color w:val="ff0000"/>
-          <w:sz w:val="24"/>
-          <w:szCs w:val="24"/>
-          <w:rtl w:val="0"/>
-        </w:rPr>
-        <w:t xml:space="preserve">З книги Приповідок читання:</w:t>
-      </w:r>
-      <w:r>
-        <w:rPr>
-          <w:rFonts w:ascii="Times New Roman" w:cs="Times New Roman" w:eastAsia="Times New Roman" w:hAnsi="Times New Roman"/>
-          <w:color w:val="000000"/>
-          <w:sz w:val="24"/>
-          <w:szCs w:val="24"/>
-          <w:rtl w:val="0"/>
-        </w:rPr>
-        <w:t xml:space="preserve"> </w:t>
-      </w:r>
-    </w:p>
-    <w:p>
-      <w:pPr>
-        <w:shd w:fill="ffffff" w:val="clear"/>
-        <w:spacing w:after="120" w:lineRule="auto"/>
-        <w:jc w:val="both"/>
-        <w:rPr>
-          <w:rFonts w:ascii="Times New Roman" w:cs="Times New Roman" w:eastAsia="Times New Roman" w:hAnsi="Times New Roman"/>
-          <w:color w:val="2a2b29"/>
-          <w:sz w:val="24"/>
-          <w:szCs w:val="24"/>
-        </w:rPr>
-      </w:pPr>
-      <w:r>
-        <w:rPr>
-          <w:rFonts w:ascii="Times New Roman" w:cs="Times New Roman" w:eastAsia="Times New Roman" w:hAnsi="Times New Roman"/>
-          <w:color w:val="2a2b29"/>
-          <w:sz w:val="24"/>
-          <w:szCs w:val="24"/>
-          <w:rtl w:val="0"/>
-        </w:rPr>
-        <w:t xml:space="preserve">Пий воду з твого водозбору, воду, що б'є із власної криниці. Чому б твої джерела мали розливатися навколо, твої потоки по майданах? Нехай будуть тобі одному, а не чужим разом з тобою. Нехай живець твій буде благословенний, втішайся дружиною твоєї юности. Премила лань! Люба сарна! Нехай її чари упоюють тебе повсякчас, у любощах її стало кохайся! Для чого тобі, сину, захоплюватися чужою, до грудей сторонньої горнутись? Дороги людські в Господа перед очима, і він вирівнює всі стежки їхні. Злого ловлять власні переступи, у пута власного гріха він потрапляє. Він помирає з-за браку науки, з-за своєї надмірної глупоти він блукає. Мій сину! Коли за ближнього ти поручився, коли дав руку твою за чужого, коли зв'язав себе словами уст своїх, коли піймавсь словами уст власних, вчини, мій сину, ось що, і звільнишся, бо ти попався в руки ближньому твоєму: - іди, смирися, наполягай на твого ближнього.</w:t>
-      </w:r>
-      <w:r>
-        <w:rPr>
-          <w:rFonts w:ascii="Times New Roman" w:cs="Times New Roman" w:eastAsia="Times New Roman" w:hAnsi="Times New Roman"/>
-          <w:i w:val="1"/>
-          <w:color w:val="ff0000"/>
-          <w:sz w:val="24"/>
-          <w:szCs w:val="24"/>
-          <w:rtl w:val="0"/>
-        </w:rPr>
-        <w:t xml:space="preserve"> (Прип. 5, 15-6, 3)</w:t>
-      </w:r>
-      <w:r>
-        <w:rPr>
-          <w:rFonts w:ascii="Times New Roman" w:cs="Times New Roman" w:eastAsia="Times New Roman" w:hAnsi="Times New Roman"/>
-          <w:color w:val="ff0000"/>
-          <w:sz w:val="24"/>
-          <w:szCs w:val="24"/>
-          <w:rtl w:val="0"/>
-        </w:rPr>
-        <w:t xml:space="preserve">.</w:t>
-      </w:r>
-      <w:r>
-        <w:rPr>
-          <w:rtl w:val="0"/>
-        </w:rPr>
-      </w:r>
-    </w:p>
-    <w:p>
-      <w:pPr>
-        <w:spacing w:after="120" w:lineRule="auto"/>
-        <w:jc w:val="both"/>
-        <w:rPr>
-          <w:rFonts w:ascii="Times New Roman" w:cs="Times New Roman" w:eastAsia="Times New Roman" w:hAnsi="Times New Roman"/>
-          <w:sz w:val="24"/>
-          <w:szCs w:val="24"/>
-        </w:rPr>
-      </w:pPr>
-      <w:r>
-        <w:rPr>
-          <w:rtl w:val="0"/>
-        </w:rPr>
-      </w:r>
-    </w:p>
-    <w:p>
-      <w:pPr>
-        <w:widowControl w:val="0"/>
-        <w:spacing w:after="120" w:lineRule="auto"/>
-        <w:rPr>
-          <w:rFonts w:ascii="Times New Roman" w:cs="Times New Roman" w:eastAsia="Times New Roman" w:hAnsi="Times New Roman"/>
-          <w:sz w:val="24"/>
-          <w:szCs w:val="24"/>
-        </w:rPr>
-      </w:pPr>
-      <w:r>
-        <w:rPr>
-          <w:rFonts w:ascii="Times New Roman" w:cs="Times New Roman" w:eastAsia="Times New Roman" w:hAnsi="Times New Roman"/>
-          <w:i w:val="1"/>
-          <w:color w:val="ff0000"/>
-          <w:sz w:val="24"/>
-          <w:szCs w:val="24"/>
-          <w:rtl w:val="0"/>
-        </w:rPr>
-        <w:t xml:space="preserve">Диякон:</w:t>
-      </w:r>
-      <w:r>
-        <w:rPr>
-          <w:rFonts w:ascii="Times New Roman" w:cs="Times New Roman" w:eastAsia="Times New Roman" w:hAnsi="Times New Roman"/>
-          <w:sz w:val="24"/>
-          <w:szCs w:val="24"/>
-          <w:rtl w:val="0"/>
-        </w:rPr>
-        <w:t xml:space="preserve"> Премудрість. </w:t>
-      </w:r>
-    </w:p>
-    <w:p>
-      <w:pPr>
-        <w:widowControl w:val="0"/>
-        <w:spacing w:after="120" w:lineRule="auto"/>
-        <w:rPr>
-          <w:rFonts w:ascii="Times New Roman" w:cs="Times New Roman" w:eastAsia="Times New Roman" w:hAnsi="Times New Roman"/>
-          <w:sz w:val="24"/>
-          <w:szCs w:val="24"/>
-        </w:rPr>
-      </w:pPr>
-      <w:r>
-        <w:rPr>
-          <w:rFonts w:ascii="Times New Roman" w:cs="Times New Roman" w:eastAsia="Times New Roman" w:hAnsi="Times New Roman"/>
-          <w:i w:val="1"/>
-          <w:color w:val="ff0000"/>
-          <w:sz w:val="24"/>
-          <w:szCs w:val="24"/>
-          <w:rtl w:val="0"/>
-        </w:rPr>
-        <w:t xml:space="preserve">Читець:</w:t>
-      </w:r>
-      <w:r>
-        <w:rPr>
-          <w:rFonts w:ascii="Times New Roman" w:cs="Times New Roman" w:eastAsia="Times New Roman" w:hAnsi="Times New Roman"/>
-          <w:b w:val="1"/>
-          <w:sz w:val="24"/>
-          <w:szCs w:val="24"/>
-          <w:rtl w:val="0"/>
-        </w:rPr>
-        <w:t xml:space="preserve"> З книги пророка Ісаї читання.</w:t>
-      </w:r>
-      <w:r>
-        <w:rPr>
-          <w:rtl w:val="0"/>
-        </w:rPr>
-      </w:r>
-    </w:p>
-    <w:p>
-      <w:pPr>
-        <w:widowControl w:val="0"/>
-        <w:spacing w:after="120" w:lineRule="auto"/>
-        <w:rPr>
-          <w:rFonts w:ascii="Times New Roman" w:cs="Times New Roman" w:eastAsia="Times New Roman" w:hAnsi="Times New Roman"/>
-          <w:sz w:val="24"/>
-          <w:szCs w:val="24"/>
-        </w:rPr>
-      </w:pPr>
-      <w:r>
-        <w:rPr>
-          <w:rFonts w:ascii="Times New Roman" w:cs="Times New Roman" w:eastAsia="Times New Roman" w:hAnsi="Times New Roman"/>
-          <w:i w:val="1"/>
-          <w:color w:val="ff0000"/>
-          <w:sz w:val="24"/>
-          <w:szCs w:val="24"/>
-          <w:rtl w:val="0"/>
-        </w:rPr>
-        <w:t xml:space="preserve">Диякон:</w:t>
-      </w:r>
-      <w:r>
-        <w:rPr>
-          <w:rFonts w:ascii="Times New Roman" w:cs="Times New Roman" w:eastAsia="Times New Roman" w:hAnsi="Times New Roman"/>
-          <w:sz w:val="24"/>
-          <w:szCs w:val="24"/>
-          <w:rtl w:val="0"/>
-        </w:rPr>
-        <w:t xml:space="preserve"> Будьмо уважні.</w:t>
-      </w:r>
-    </w:p>
-    <w:p>
-      <w:pPr>
-        <w:spacing w:after="120" w:lineRule="auto"/>
-        <w:jc w:val="both"/>
-        <w:rPr>
-          <w:rFonts w:ascii="Times New Roman" w:cs="Times New Roman" w:eastAsia="Times New Roman" w:hAnsi="Times New Roman"/>
-          <w:i w:val="1"/>
-          <w:color w:val="ff0000"/>
-          <w:sz w:val="24"/>
-          <w:szCs w:val="24"/>
-        </w:rPr>
-      </w:pPr>
-      <w:sdt>
-        <w:sdtPr>
-          <w:tag w:val="goog_rdk_5"/>
-        </w:sdtPr>
-        <w:sdtContent>
-          <w:r>
-            <w:rPr>
-              <w:rFonts w:ascii="Gungsuh" w:cs="Gungsuh" w:eastAsia="Gungsuh" w:hAnsi="Gungsuh"/>
-              <w:sz w:val="24"/>
-              <w:szCs w:val="24"/>
-              <w:rtl w:val="0"/>
-            </w:rPr>
-            <w:t xml:space="preserve">Так говорить Господь: Утіште, утіште народ мій, каже ваш Бог. Промовляйте Єрусалимові до серця і вістіть йому, що скінчилась його служба, спокутувано його несправедливість, бо він прийняв з руки Господньої удвоє за всі його злочини! Голос чути: − Стеліть Господеві дорогу в пустині, рівняйте в степу шлях нашому Богові! Зійди на гору, на високу, ти, що несеш Сіонові веселі вісті! Підніми сильно голос, ти, що несеш Єрусалимові веселі вісті! Підніми голос, не бійся! Скажи містам Юдеї: «Ось Бог ваш!» Злиденні та вбогі шукають води, та її немає. Язик у них від спраги висихає. Я, Господь, їх вислухаю, я, Бог Ізраїля, їх не покину. На лисих горах я відкрию ріки, серед долин – джерела. Я зроблю озером пустиню, а суху землю – водяними ручаями. Розлийте, небеса, згори росою правду, і нехай хмари дощем її виллють! Нехай відчиниться земля і дасть спасіння, і нехай виростить разом справедливість. Голосом радісним сповістіть, щоб почули це кінці землі! Проповідуйте, що Господь визволив слугу свого Якова. А коли мучитиме їх спрага в пустині, він виточить їм із каменя воду. </w:t>
-          </w:r>
-        </w:sdtContent>
-      </w:sdt>
-      <w:r>
-        <w:rPr>
-          <w:rFonts w:ascii="Times New Roman" w:cs="Times New Roman" w:eastAsia="Times New Roman" w:hAnsi="Times New Roman"/>
-          <w:i w:val="1"/>
-          <w:color w:val="ff0000"/>
-          <w:sz w:val="24"/>
-          <w:szCs w:val="24"/>
-          <w:rtl w:val="0"/>
-        </w:rPr>
-        <w:t xml:space="preserve">(Іс. 40, 1-3, 9; 41, 17-18; 45, 8; 48, 20-21; 54)</w:t>
-      </w:r>
-    </w:p>
-    <w:p>
-      <w:pPr>
-        <w:widowControl w:val="0"/>
-        <w:spacing w:after="120" w:lineRule="auto"/>
-        <w:rPr>
-          <w:rFonts w:ascii="Times New Roman" w:cs="Times New Roman" w:eastAsia="Times New Roman" w:hAnsi="Times New Roman"/>
-          <w:sz w:val="24"/>
-          <w:szCs w:val="24"/>
-        </w:rPr>
-      </w:pPr>
-      <w:r>
-        <w:rPr>
-          <w:rFonts w:ascii="Times New Roman" w:cs="Times New Roman" w:eastAsia="Times New Roman" w:hAnsi="Times New Roman"/>
-          <w:i w:val="1"/>
-          <w:color w:val="ff0000"/>
-          <w:sz w:val="24"/>
-          <w:szCs w:val="24"/>
-          <w:rtl w:val="0"/>
-        </w:rPr>
-        <w:t xml:space="preserve">Диякон:</w:t>
-      </w:r>
-      <w:r>
-        <w:rPr>
-          <w:rFonts w:ascii="Times New Roman" w:cs="Times New Roman" w:eastAsia="Times New Roman" w:hAnsi="Times New Roman"/>
-          <w:sz w:val="24"/>
-          <w:szCs w:val="24"/>
-          <w:rtl w:val="0"/>
-        </w:rPr>
-        <w:t xml:space="preserve"> Премудрість. </w:t>
-      </w:r>
-    </w:p>
-    <w:p>
-      <w:pPr>
-        <w:widowControl w:val="0"/>
-        <w:spacing w:after="120" w:lineRule="auto"/>
-        <w:rPr>
-          <w:rFonts w:ascii="Times New Roman" w:cs="Times New Roman" w:eastAsia="Times New Roman" w:hAnsi="Times New Roman"/>
-          <w:sz w:val="24"/>
-          <w:szCs w:val="24"/>
-        </w:rPr>
-      </w:pPr>
-      <w:r>
-        <w:rPr>
-          <w:rFonts w:ascii="Times New Roman" w:cs="Times New Roman" w:eastAsia="Times New Roman" w:hAnsi="Times New Roman"/>
-          <w:i w:val="1"/>
-          <w:color w:val="ff0000"/>
-          <w:sz w:val="24"/>
-          <w:szCs w:val="24"/>
-          <w:rtl w:val="0"/>
-        </w:rPr>
-        <w:t xml:space="preserve">Читець:</w:t>
-      </w:r>
-      <w:r>
-        <w:rPr>
-          <w:rFonts w:ascii="Times New Roman" w:cs="Times New Roman" w:eastAsia="Times New Roman" w:hAnsi="Times New Roman"/>
-          <w:b w:val="1"/>
-          <w:sz w:val="24"/>
-          <w:szCs w:val="24"/>
-          <w:rtl w:val="0"/>
-        </w:rPr>
-        <w:t xml:space="preserve"> З книги пророка Малахії читання.</w:t>
-      </w:r>
-      <w:r>
-        <w:rPr>
-          <w:rtl w:val="0"/>
-        </w:rPr>
-      </w:r>
-    </w:p>
-    <w:p>
-      <w:pPr>
-        <w:widowControl w:val="0"/>
-        <w:spacing w:after="120" w:lineRule="auto"/>
-        <w:rPr>
-          <w:rFonts w:ascii="Times New Roman" w:cs="Times New Roman" w:eastAsia="Times New Roman" w:hAnsi="Times New Roman"/>
-          <w:sz w:val="24"/>
-          <w:szCs w:val="24"/>
-        </w:rPr>
-      </w:pPr>
-      <w:r>
-        <w:rPr>
-          <w:rFonts w:ascii="Times New Roman" w:cs="Times New Roman" w:eastAsia="Times New Roman" w:hAnsi="Times New Roman"/>
-          <w:i w:val="1"/>
-          <w:color w:val="ff0000"/>
-          <w:sz w:val="24"/>
-          <w:szCs w:val="24"/>
-          <w:rtl w:val="0"/>
-        </w:rPr>
-        <w:t xml:space="preserve">Диякон:</w:t>
-      </w:r>
-      <w:r>
-        <w:rPr>
-          <w:rFonts w:ascii="Times New Roman" w:cs="Times New Roman" w:eastAsia="Times New Roman" w:hAnsi="Times New Roman"/>
-          <w:sz w:val="24"/>
-          <w:szCs w:val="24"/>
-          <w:rtl w:val="0"/>
-        </w:rPr>
-        <w:t xml:space="preserve"> Будьмо уважні.</w:t>
-      </w:r>
-    </w:p>
-    <w:p>
-      <w:pPr>
-        <w:spacing w:after="120" w:lineRule="auto"/>
-        <w:jc w:val="both"/>
-        <w:rPr>
-          <w:rFonts w:ascii="Times New Roman" w:cs="Times New Roman" w:eastAsia="Times New Roman" w:hAnsi="Times New Roman"/>
-          <w:i w:val="1"/>
-          <w:color w:val="ff0000"/>
-          <w:sz w:val="24"/>
-          <w:szCs w:val="24"/>
-        </w:rPr>
-      </w:pPr>
-      <w:sdt>
-        <w:sdtPr>
-          <w:tag w:val="goog_rdk_6"/>
-        </w:sdtPr>
-        <w:sdtContent>
-          <w:r>
-            <w:rPr>
-              <w:rFonts w:ascii="Gungsuh" w:cs="Gungsuh" w:eastAsia="Gungsuh" w:hAnsi="Gungsuh"/>
-              <w:sz w:val="24"/>
-              <w:szCs w:val="24"/>
-              <w:rtl w:val="0"/>
-            </w:rPr>
-            <w:t xml:space="preserve">Так говорить Господь Вседержитель: «Оце я посилаю ангела мого, і він приготує дорогу передо мною, і Господь, що ви його шукаєте, прийде негайно у храм свій. Ангел союзу, що ви його бажаєте, ось він іде, – говорить Господь сил. Хто витримає день його приходу? І хто встоїться, коли нін з'явиться? Та ж він, немов вогонь ливарний, неначе луг шаповалів. Засяде, як той, що топить і прочищує срібло. Очистить синів Леві і переллє їх, як золото й срібло, і вони будуть тими, що приносять Господеві жертву справедливо. І тоді Господеві буде любий принос Юди та Єрусалиму, як за днів давніх, за років колишніх. Я прийду до вас близько, щоб суд судити, і буду скорим свідком: проти чарівників, перелюбників, кривоприсяжників та проти тих, що утискають наймита з його заробітком, удову та сироту, і що чужинця позбавляють права і мене не бояться, – говорить Господь сил. Тому, що я, Господь, не міняюсь, – ви, сини Якова, не вигублені. З часу батьків ваших ви від моїх заповідей відступили і їх не пильнували. Поверніться ж до мене, і я до вас повернуся, − говорить Господь сил. А ви питаєте: Як нам повернутись? Усі народи щасливими вас будуть називати, бо будете країною втіхи, – говорить Господь сил. Згадайте про закон Мойсея, слуги мого, що я був наказав йому на Хориві для всього Ізраїля, про заповіді та про постанови. Ось я пошлю вам Іллю пророка перед приходом дня Господнього, великого і страшного. І він наверне серце батьків до дітей і серце дітей до батьків, щоб я, прийшовши, не побив землі прокляттям» </w:t>
-          </w:r>
-        </w:sdtContent>
-      </w:sdt>
-      <w:r>
-        <w:rPr>
-          <w:rFonts w:ascii="Times New Roman" w:cs="Times New Roman" w:eastAsia="Times New Roman" w:hAnsi="Times New Roman"/>
-          <w:i w:val="1"/>
-          <w:color w:val="ff0000"/>
-          <w:sz w:val="24"/>
-          <w:szCs w:val="24"/>
-          <w:rtl w:val="0"/>
-        </w:rPr>
-        <w:t xml:space="preserve">(Мал. 3, 1, 2-3, 5-7, 12, 17-18, 22-23).</w:t>
-      </w:r>
-    </w:p>
-    <w:p>
-      <w:pPr>
-        <w:widowControl w:val="0"/>
-        <w:spacing w:after="120" w:lineRule="auto"/>
-        <w:rPr>
-          <w:rFonts w:ascii="Times New Roman" w:cs="Times New Roman" w:eastAsia="Times New Roman" w:hAnsi="Times New Roman"/>
-          <w:sz w:val="24"/>
-          <w:szCs w:val="24"/>
-        </w:rPr>
-      </w:pPr>
-      <w:r>
-        <w:rPr>
-          <w:rFonts w:ascii="Times New Roman" w:cs="Times New Roman" w:eastAsia="Times New Roman" w:hAnsi="Times New Roman"/>
-          <w:i w:val="1"/>
-          <w:color w:val="ff0000"/>
-          <w:sz w:val="24"/>
-          <w:szCs w:val="24"/>
-          <w:rtl w:val="0"/>
-        </w:rPr>
-        <w:t xml:space="preserve">Диякон:</w:t>
-      </w:r>
-      <w:r>
-        <w:rPr>
-          <w:rFonts w:ascii="Times New Roman" w:cs="Times New Roman" w:eastAsia="Times New Roman" w:hAnsi="Times New Roman"/>
-          <w:sz w:val="24"/>
-          <w:szCs w:val="24"/>
-          <w:rtl w:val="0"/>
-        </w:rPr>
-        <w:t xml:space="preserve"> Премудрість. </w:t>
-      </w:r>
-    </w:p>
-    <w:p>
-      <w:pPr>
-        <w:widowControl w:val="0"/>
-        <w:spacing w:after="120" w:lineRule="auto"/>
-        <w:rPr>
-          <w:rFonts w:ascii="Times New Roman" w:cs="Times New Roman" w:eastAsia="Times New Roman" w:hAnsi="Times New Roman"/>
-          <w:sz w:val="24"/>
-          <w:szCs w:val="24"/>
-        </w:rPr>
-      </w:pPr>
-      <w:r>
-        <w:rPr>
-          <w:rFonts w:ascii="Times New Roman" w:cs="Times New Roman" w:eastAsia="Times New Roman" w:hAnsi="Times New Roman"/>
-          <w:i w:val="1"/>
-          <w:color w:val="ff0000"/>
-          <w:sz w:val="24"/>
-          <w:szCs w:val="24"/>
-          <w:rtl w:val="0"/>
-        </w:rPr>
-        <w:t xml:space="preserve">Читець:</w:t>
-      </w:r>
-      <w:r>
-        <w:rPr>
-          <w:rFonts w:ascii="Times New Roman" w:cs="Times New Roman" w:eastAsia="Times New Roman" w:hAnsi="Times New Roman"/>
-          <w:b w:val="1"/>
-          <w:sz w:val="24"/>
-          <w:szCs w:val="24"/>
-          <w:rtl w:val="0"/>
-        </w:rPr>
-        <w:t xml:space="preserve"> З книги Мудрості читання.</w:t>
-      </w:r>
-      <w:r>
-        <w:rPr>
-          <w:rtl w:val="0"/>
-        </w:rPr>
-      </w:r>
-    </w:p>
-    <w:p>
-      <w:pPr>
-        <w:widowControl w:val="0"/>
-        <w:spacing w:after="120" w:lineRule="auto"/>
-        <w:rPr>
-          <w:rFonts w:ascii="Times New Roman" w:cs="Times New Roman" w:eastAsia="Times New Roman" w:hAnsi="Times New Roman"/>
-          <w:sz w:val="24"/>
-          <w:szCs w:val="24"/>
-        </w:rPr>
-      </w:pPr>
-      <w:r>
-        <w:rPr>
-          <w:rFonts w:ascii="Times New Roman" w:cs="Times New Roman" w:eastAsia="Times New Roman" w:hAnsi="Times New Roman"/>
-          <w:i w:val="1"/>
-          <w:color w:val="ff0000"/>
-          <w:sz w:val="24"/>
-          <w:szCs w:val="24"/>
-          <w:rtl w:val="0"/>
-        </w:rPr>
-        <w:t xml:space="preserve">Диякон:</w:t>
-      </w:r>
-      <w:r>
-        <w:rPr>
-          <w:rFonts w:ascii="Times New Roman" w:cs="Times New Roman" w:eastAsia="Times New Roman" w:hAnsi="Times New Roman"/>
-          <w:sz w:val="24"/>
-          <w:szCs w:val="24"/>
-          <w:rtl w:val="0"/>
-        </w:rPr>
-        <w:t xml:space="preserve"> Будьмо уважні.</w:t>
-      </w:r>
-    </w:p>
-    <w:p>
-      <w:pPr>
-        <w:spacing w:after="120" w:lineRule="auto"/>
-        <w:jc w:val="both"/>
-        <w:rPr>
-          <w:rFonts w:ascii="Times New Roman" w:cs="Times New Roman" w:eastAsia="Times New Roman" w:hAnsi="Times New Roman"/>
-          <w:i w:val="1"/>
-          <w:color w:val="ff0000"/>
-          <w:sz w:val="24"/>
-          <w:szCs w:val="24"/>
-        </w:rPr>
-      </w:pPr>
-      <w:r>
-        <w:rPr>
-          <w:rFonts w:ascii="Times New Roman" w:cs="Times New Roman" w:eastAsia="Times New Roman" w:hAnsi="Times New Roman"/>
-          <w:sz w:val="24"/>
-          <w:szCs w:val="24"/>
-          <w:rtl w:val="0"/>
-        </w:rPr>
-        <w:t xml:space="preserve">Праведник, хоч і вмре передчасно, знайде спокій. Він і після смерти докорятиме живучим безбожникам. Бо вони кінець мудрого бачать, але не розуміють, що Господь вирішив про нього і навіщо його забезпечив. Бачать і легковажать, але Господь з них сміятиметься. Він стрімголов кине їх, онімілих, стрясе їх аж до самих основ, і вони будуть знищені до останку; будуть у болях, і пам'ять про них загине. В день обрахунку гріхів їхніх, вони прийдуть тремтівши, і беззаконня їхні проти них повстануть, і обвинуватять їх. Тоді праведник виступить з великою сміливістю перед тими, що його гнобили та його труди ні за що мали. Вони його побачивши, збентежаться страхом жахливим і здивуються з несподіваного спасіння. Вони, каявшися, скажуть один до одного і, стогнавши в тривозі духу, промовлять: «Це той, кого ми колись на кпини брали і на предмет глузування. Які з нас дурні! Життя його вважали ми за божевілля, а смерть його – безчестям. Як же то його зараховано до синів Божих і частка його між святими? Отож, ми збилися з правдивої дороги і світло справедливости нам не світило, і сонце для нас не сходило! Ми наситилися стежками беззаконня й погибелі, проходили через пустині непрохідні, Господньої ж дороги – ми не пізнали». (</w:t>
-      </w:r>
-      <w:r>
-        <w:rPr>
-          <w:rFonts w:ascii="Times New Roman" w:cs="Times New Roman" w:eastAsia="Times New Roman" w:hAnsi="Times New Roman"/>
-          <w:i w:val="1"/>
-          <w:color w:val="ff0000"/>
-          <w:sz w:val="24"/>
-          <w:szCs w:val="24"/>
-          <w:rtl w:val="0"/>
-        </w:rPr>
-        <w:t xml:space="preserve">Муд. 4, 7, 16-17; 5, 1-7)</w:t>
-      </w:r>
-    </w:p>
-    <w:p>
-      <w:pPr>
-        <w:spacing w:after="120" w:lineRule="auto"/>
-        <w:jc w:val="both"/>
-        <w:rPr>
-          <w:rFonts w:ascii="Times New Roman" w:cs="Times New Roman" w:eastAsia="Times New Roman" w:hAnsi="Times New Roman"/>
-          <w:sz w:val="24"/>
-          <w:szCs w:val="24"/>
-        </w:rPr>
-      </w:pPr>
-      <w:r>
-        <w:rPr>
-          <w:rtl w:val="0"/>
-        </w:rPr>
-      </w:r>
-    </w:p>
+        </w:rPr>
+        <w:t>мене</w:t>
+      </w:r>
+      <w:r>
+        <w:rPr>
+          <w:rFonts w:ascii="Times New Roman" w:hAnsi="Times New Roman"/>
+          <w:color w:val="000000"/>
+          <w:sz w:val="24"/>
+          <w:u w:val="single"/>
+        </w:rPr>
+        <w:t xml:space="preserve"> </w:t>
+      </w:r>
+      <w:r>
+        <w:rPr>
+          <w:rFonts w:ascii="Times New Roman" w:hAnsi="Times New Roman"/>
+          <w:color w:val="000000"/>
+          <w:sz w:val="24"/>
+          <w:u w:val="single"/>
+        </w:rPr>
+        <w:t>від</w:t>
+      </w:r>
+      <w:r>
+        <w:rPr>
+          <w:rFonts w:ascii="Times New Roman" w:hAnsi="Times New Roman"/>
+          <w:color w:val="000000"/>
+          <w:sz w:val="24"/>
+          <w:u w:val="single"/>
+        </w:rPr>
+        <w:t xml:space="preserve"> </w:t>
+      </w:r>
+      <w:r>
+        <w:rPr>
+          <w:rFonts w:ascii="Times New Roman" w:hAnsi="Times New Roman"/>
+          <w:color w:val="000000"/>
+          <w:sz w:val="24"/>
+          <w:u w:val="single"/>
+        </w:rPr>
+        <w:t>ворогів</w:t>
+      </w:r>
+      <w:r>
+        <w:rPr>
+          <w:rFonts w:ascii="Times New Roman" w:hAnsi="Times New Roman"/>
+          <w:color w:val="000000"/>
+          <w:sz w:val="24"/>
+          <w:u w:val="single"/>
+        </w:rPr>
+        <w:t xml:space="preserve"> </w:t>
+      </w:r>
+      <w:r>
+        <w:rPr>
+          <w:rFonts w:ascii="Times New Roman" w:hAnsi="Times New Roman"/>
+          <w:color w:val="000000"/>
+          <w:sz w:val="24"/>
+          <w:u w:val="single"/>
+        </w:rPr>
+        <w:t>моїх,</w:t>
+      </w:r>
+      <w:r>
+        <w:rPr>
+          <w:rFonts w:ascii="Times New Roman" w:hAnsi="Times New Roman"/>
+          <w:color w:val="000000"/>
+          <w:sz w:val="24"/>
+          <w:u w:val="single"/>
+        </w:rPr>
+        <w:t xml:space="preserve"> </w:t>
+      </w:r>
+      <w:r>
+        <w:rPr>
+          <w:rFonts w:ascii="Times New Roman" w:hAnsi="Times New Roman"/>
+          <w:color w:val="000000"/>
+          <w:sz w:val="24"/>
+          <w:u w:val="single"/>
+        </w:rPr>
+        <w:t>Боже,</w:t>
+      </w:r>
+      <w:r>
+        <w:rPr>
+          <w:rFonts w:ascii="Times New Roman" w:hAnsi="Times New Roman"/>
+          <w:color w:val="000000"/>
+          <w:sz w:val="24"/>
+          <w:u w:val="single"/>
+        </w:rPr>
+        <w:t xml:space="preserve"> </w:t>
+      </w:r>
+      <w:r>
+        <w:rPr>
+          <w:rFonts w:ascii="Times New Roman" w:hAnsi="Times New Roman"/>
+          <w:color w:val="000000"/>
+          <w:sz w:val="24"/>
+          <w:u w:val="single"/>
+        </w:rPr>
+        <w:t>і</w:t>
+      </w:r>
+      <w:r>
+        <w:rPr>
+          <w:rFonts w:ascii="Times New Roman" w:hAnsi="Times New Roman"/>
+          <w:color w:val="000000"/>
+          <w:sz w:val="24"/>
+          <w:u w:val="single"/>
+        </w:rPr>
+        <w:t xml:space="preserve"> </w:t>
+      </w:r>
+      <w:r>
+        <w:rPr>
+          <w:rFonts w:ascii="Times New Roman" w:hAnsi="Times New Roman"/>
+          <w:color w:val="000000"/>
+          <w:sz w:val="24"/>
+          <w:u w:val="single"/>
+        </w:rPr>
+        <w:t>визволь</w:t>
+      </w:r>
+      <w:r>
+        <w:rPr>
+          <w:rFonts w:ascii="Times New Roman" w:hAnsi="Times New Roman"/>
+          <w:color w:val="000000"/>
+          <w:sz w:val="24"/>
+          <w:u w:val="single"/>
+        </w:rPr>
+        <w:t xml:space="preserve"> </w:t>
+      </w:r>
+      <w:r>
+        <w:rPr>
+          <w:rFonts w:ascii="Times New Roman" w:hAnsi="Times New Roman"/>
+          <w:color w:val="000000"/>
+          <w:sz w:val="24"/>
+          <w:u w:val="single"/>
+        </w:rPr>
+        <w:t>мене</w:t>
+      </w:r>
+      <w:r>
+        <w:rPr>
+          <w:rFonts w:ascii="Times New Roman" w:hAnsi="Times New Roman"/>
+          <w:color w:val="000000"/>
+          <w:sz w:val="24"/>
+          <w:u w:val="single"/>
+        </w:rPr>
+        <w:t xml:space="preserve"> </w:t>
+      </w:r>
+      <w:r>
+        <w:rPr>
+          <w:rFonts w:ascii="Times New Roman" w:hAnsi="Times New Roman"/>
+          <w:color w:val="000000"/>
+          <w:sz w:val="24"/>
+          <w:u w:val="single"/>
+        </w:rPr>
+        <w:t>від</w:t>
+      </w:r>
+      <w:r>
+        <w:rPr>
+          <w:rFonts w:ascii="Times New Roman" w:hAnsi="Times New Roman"/>
+          <w:color w:val="000000"/>
+          <w:sz w:val="24"/>
+          <w:u w:val="single"/>
+        </w:rPr>
+        <w:t xml:space="preserve"> </w:t>
+      </w:r>
+      <w:r>
+        <w:rPr>
+          <w:rFonts w:ascii="Times New Roman" w:hAnsi="Times New Roman"/>
+          <w:color w:val="000000"/>
+          <w:sz w:val="24"/>
+          <w:u w:val="single"/>
+        </w:rPr>
+        <w:t>тих,</w:t>
+      </w:r>
+      <w:r>
+        <w:rPr>
+          <w:rFonts w:ascii="Times New Roman" w:hAnsi="Times New Roman"/>
+          <w:color w:val="000000"/>
+          <w:sz w:val="24"/>
+          <w:u w:val="single"/>
+        </w:rPr>
+        <w:t xml:space="preserve"> </w:t>
+      </w:r>
+      <w:r>
+        <w:rPr>
+          <w:rFonts w:ascii="Times New Roman" w:hAnsi="Times New Roman"/>
+          <w:color w:val="000000"/>
+          <w:sz w:val="24"/>
+          <w:u w:val="single"/>
+        </w:rPr>
+        <w:t>що</w:t>
+      </w:r>
+      <w:r>
+        <w:rPr>
+          <w:rFonts w:ascii="Times New Roman" w:hAnsi="Times New Roman"/>
+          <w:color w:val="000000"/>
+          <w:sz w:val="24"/>
+          <w:u w:val="single"/>
+        </w:rPr>
+        <w:t xml:space="preserve"> </w:t>
+      </w:r>
+      <w:r>
+        <w:rPr>
+          <w:rFonts w:ascii="Times New Roman" w:hAnsi="Times New Roman"/>
+          <w:color w:val="000000"/>
+          <w:sz w:val="24"/>
+          <w:u w:val="single"/>
+        </w:rPr>
+        <w:t>повстають</w:t>
+      </w:r>
+      <w:r>
+        <w:rPr>
+          <w:rFonts w:ascii="Times New Roman" w:hAnsi="Times New Roman"/>
+          <w:color w:val="000000"/>
+          <w:sz w:val="24"/>
+          <w:u w:val="single"/>
+        </w:rPr>
+        <w:t xml:space="preserve"> </w:t>
+      </w:r>
+      <w:r>
+        <w:rPr>
+          <w:rFonts w:ascii="Times New Roman" w:hAnsi="Times New Roman"/>
+          <w:color w:val="000000"/>
+          <w:sz w:val="24"/>
+          <w:u w:val="single"/>
+        </w:rPr>
+        <w:t>на</w:t>
+      </w:r>
+      <w:r>
+        <w:rPr>
+          <w:rFonts w:ascii="Times New Roman" w:hAnsi="Times New Roman"/>
+          <w:color w:val="000000"/>
+          <w:sz w:val="24"/>
+          <w:u w:val="single"/>
+        </w:rPr>
+        <w:t xml:space="preserve"> </w:t>
+      </w:r>
+      <w:r>
+        <w:rPr>
+          <w:rFonts w:ascii="Times New Roman" w:hAnsi="Times New Roman"/>
+          <w:color w:val="000000"/>
+          <w:sz w:val="24"/>
+          <w:u w:val="single"/>
+        </w:rPr>
+        <w:t>мене.</w:t>
+      </w:r>
+    </w:p>
+    <w:p>
+      <w:pPr>
+        <w:pStyle w:val="1"/>
+      </w:pPr>
+    </w:p>
+    <w:p/>
     <w:p>
       <w:pPr>
         <w:pStyle w:val="Heading3"/>
@@ -10937,54 +10617,12 @@
       </w:r>
     </w:p>
     <w:p>
-      <w:pPr>
-        <w:spacing w:after="120" w:lineRule="auto"/>
-        <w:jc w:val="both"/>
-        <w:rPr>
-          <w:rFonts w:ascii="Times New Roman" w:cs="Times New Roman" w:eastAsia="Times New Roman" w:hAnsi="Times New Roman"/>
-          <w:sz w:val="24"/>
-          <w:szCs w:val="24"/>
-        </w:rPr>
-      </w:pPr>
-      <w:r>
-        <w:rPr>
-          <w:rFonts w:ascii="Times New Roman" w:cs="Times New Roman" w:eastAsia="Times New Roman" w:hAnsi="Times New Roman"/>
-          <w:i w:val="1"/>
-          <w:color w:val="ff0000"/>
-          <w:sz w:val="24"/>
-          <w:szCs w:val="24"/>
-          <w:rtl w:val="0"/>
-        </w:rPr>
-        <w:t xml:space="preserve">Священик: </w:t>
-      </w:r>
-      <w:r>
-        <w:rPr>
-          <w:rFonts w:ascii="Times New Roman" w:cs="Times New Roman" w:eastAsia="Times New Roman" w:hAnsi="Times New Roman"/>
-          <w:sz w:val="24"/>
-          <w:szCs w:val="24"/>
-          <w:rtl w:val="0"/>
-        </w:rPr>
-        <w:t xml:space="preserve">Христос, істинний Бог наш, молитвами пречистої своєї Матері, славних і всехвальних апостолів, і святого (</w:t>
-      </w:r>
-      <w:r>
-        <w:rPr>
-          <w:rFonts w:ascii="Times New Roman" w:cs="Times New Roman" w:eastAsia="Times New Roman" w:hAnsi="Times New Roman"/>
-          <w:i w:val="1"/>
-          <w:color w:val="ff0000"/>
-          <w:sz w:val="24"/>
-          <w:szCs w:val="24"/>
-          <w:rtl w:val="0"/>
-        </w:rPr>
-        <w:t xml:space="preserve">ім'я, якого є храм</w:t>
-      </w:r>
-      <w:r>
-        <w:rPr>
-          <w:rFonts w:ascii="Times New Roman" w:cs="Times New Roman" w:eastAsia="Times New Roman" w:hAnsi="Times New Roman"/>
-          <w:sz w:val="24"/>
-          <w:szCs w:val="24"/>
-          <w:rtl w:val="0"/>
-        </w:rPr>
-        <w:t xml:space="preserve">), і чесного славного пророка, предтечі та хрестителя Господнього Йоана, перше та друге віднайдення чесної голови якого світлу пам’ять днесь звершуємо, і всіх святих, помилує і спасе нас, як благий і чоловіколюбець.</w:t>
+      <w:r>
+        <w:rPr>
+          <w:rFonts w:ascii="Times New Roman" w:hAnsi="Times New Roman"/>
+          <w:sz w:val="24"/>
+        </w:rPr>
+        <w:t>Священик: Христос, істинний Бог наш, молитвами пречистої своєї Матері, силою чесного і животворного Хреста, заступництвом чесних небесних сил безтілесних, чесного, славного пророка, предтечі і христителя Йоана, святих, славних і всехвальних апостолів, святого отця нашого Миколая, архиєпископа мирлікійського, чудотворця, святих славних і переможних мучеників, преподобних і богоносних отців наших, святих і праведних богоотців Йоакима й Анни, святого, якого є храм, перше і друге знайдення чесної голови святого славного пророка, предтечі і хрестителя Господнього Івана, і всіх святих, помилує і спасе нас, як благий і чоловіколюбець.</w:t>
       </w:r>
     </w:p>
     <w:p>
